--- a/deliverables/第5组_工业安全帽佩戴检测/04.实训总结报告-每人1份/王智鹏_23009200551_学生实训总结报告.docx
+++ b/deliverables/第5组_工业安全帽佩戴检测/04.实训总结报告-每人1份/王智鹏_23009200551_学生实训总结报告.docx
@@ -799,16 +799,20 @@
       </w:r>
       <w:r>
         <w:rPr>
-          <w:rFonts w:hint="default" w:ascii="Times New Roman" w:hAnsi="Times New Roman" w:eastAsia="宋体" w:cs="Times New Roman"/>
-        </w:rPr>
-        <w:tab/>
-      </w:r>
-      <w:r>
-        <w:rPr>
-          <w:rFonts w:hint="default" w:ascii="Times New Roman" w:hAnsi="Times New Roman" w:eastAsia="宋体" w:cs="Times New Roman"/>
+          <w:rFonts w:hint="eastAsia" w:ascii="Times New Roman" w:hAnsi="Times New Roman" w:cs="Times New Roman"/>
           <w:sz w:val="30"/>
-        </w:rPr>
-        <w:t>2201xxxx05</w:t>
+          <w:lang w:val="en-US" w:eastAsia="zh-CN"/>
+        </w:rPr>
+        <w:t xml:space="preserve">                                     </w:t>
+      </w:r>
+      <w:bookmarkStart w:id="0" w:name="_GoBack"/>
+      <w:bookmarkEnd w:id="0"/>
+      <w:r>
+        <w:rPr>
+          <w:rFonts w:hint="default" w:ascii="Times New Roman" w:hAnsi="Times New Roman" w:eastAsia="宋体" w:cs="Times New Roman"/>
+          <w:sz w:val="30"/>
+        </w:rPr>
+        <w:t>23009200551</w:t>
       </w:r>
     </w:p>
     <w:p>
@@ -2762,6 +2766,7 @@
         <w:tc>
           <w:tcPr>
             <w:tcW w:w="2160" w:type="dxa"/>
+            <w:vAlign w:val="top"/>
           </w:tcPr>
           <w:p>
             <w:pPr>
@@ -2772,10 +2777,11 @@
             </w:pPr>
             <w:r>
               <w:rPr>
-                <w:rFonts w:hint="default" w:ascii="Times New Roman" w:hAnsi="Times New Roman" w:eastAsia="宋体" w:cs="Times New Roman"/>
+                <w:rFonts w:hint="eastAsia" w:ascii="Times New Roman" w:hAnsi="Times New Roman" w:cs="Times New Roman"/>
                 <w:sz w:val="22"/>
+                <w:lang w:val="en-US" w:eastAsia="zh-CN"/>
               </w:rPr>
-              <w:t>请填写</w:t>
+              <w:t>23009290073</w:t>
             </w:r>
           </w:p>
         </w:tc>
@@ -2860,6 +2866,7 @@
         <w:tc>
           <w:tcPr>
             <w:tcW w:w="2160" w:type="dxa"/>
+            <w:vAlign w:val="top"/>
           </w:tcPr>
           <w:p>
             <w:pPr>
@@ -2873,7 +2880,7 @@
                 <w:rFonts w:hint="default" w:ascii="Times New Roman" w:hAnsi="Times New Roman" w:eastAsia="宋体" w:cs="Times New Roman"/>
                 <w:sz w:val="22"/>
               </w:rPr>
-              <w:t>请填写</w:t>
+              <w:t>23009201178</w:t>
             </w:r>
           </w:p>
         </w:tc>
@@ -2958,6 +2965,7 @@
         <w:tc>
           <w:tcPr>
             <w:tcW w:w="2160" w:type="dxa"/>
+            <w:vAlign w:val="top"/>
           </w:tcPr>
           <w:p>
             <w:pPr>
@@ -2971,7 +2979,7 @@
                 <w:rFonts w:hint="default" w:ascii="Times New Roman" w:hAnsi="Times New Roman" w:eastAsia="宋体" w:cs="Times New Roman"/>
                 <w:sz w:val="22"/>
               </w:rPr>
-              <w:t>请填写</w:t>
+              <w:t>22009201263</w:t>
             </w:r>
           </w:p>
         </w:tc>
@@ -3056,6 +3064,7 @@
         <w:tc>
           <w:tcPr>
             <w:tcW w:w="2160" w:type="dxa"/>
+            <w:vAlign w:val="top"/>
           </w:tcPr>
           <w:p>
             <w:pPr>
@@ -3069,7 +3078,7 @@
                 <w:rFonts w:hint="default" w:ascii="Times New Roman" w:hAnsi="Times New Roman" w:eastAsia="宋体" w:cs="Times New Roman"/>
                 <w:sz w:val="22"/>
               </w:rPr>
-              <w:t>请填写</w:t>
+              <w:t>23009201360</w:t>
             </w:r>
           </w:p>
         </w:tc>
@@ -3154,6 +3163,7 @@
         <w:tc>
           <w:tcPr>
             <w:tcW w:w="2160" w:type="dxa"/>
+            <w:vAlign w:val="top"/>
           </w:tcPr>
           <w:p>
             <w:pPr>
@@ -3167,7 +3177,7 @@
                 <w:rFonts w:hint="default" w:ascii="Times New Roman" w:hAnsi="Times New Roman" w:eastAsia="宋体" w:cs="Times New Roman"/>
                 <w:sz w:val="22"/>
               </w:rPr>
-              <w:t>请填写</w:t>
+              <w:t>23009200551</w:t>
             </w:r>
           </w:p>
         </w:tc>
@@ -4186,6 +4196,7 @@
       <w:pPr>
         <w:pStyle w:val="5"/>
         <w:numPr>
+          <w:ilvl w:val="0"/>
           <w:numId w:val="0"/>
         </w:numPr>
         <w:ind w:firstLine="480" w:firstLineChars="200"/>
@@ -4199,6 +4210,7 @@
       <w:pPr>
         <w:pStyle w:val="5"/>
         <w:numPr>
+          <w:ilvl w:val="0"/>
           <w:numId w:val="0"/>
         </w:numPr>
         <w:ind w:firstLine="480" w:firstLineChars="200"/>
@@ -4234,6 +4246,7 @@
       <w:pPr>
         <w:pStyle w:val="5"/>
         <w:numPr>
+          <w:ilvl w:val="0"/>
           <w:numId w:val="0"/>
         </w:numPr>
         <w:ind w:firstLine="480" w:firstLineChars="200"/>
@@ -4254,6 +4267,7 @@
       <w:pPr>
         <w:pStyle w:val="5"/>
         <w:numPr>
+          <w:ilvl w:val="0"/>
           <w:numId w:val="0"/>
         </w:numPr>
         <w:ind w:firstLine="480" w:firstLineChars="200"/>
@@ -4274,6 +4288,7 @@
       <w:pPr>
         <w:pStyle w:val="5"/>
         <w:numPr>
+          <w:ilvl w:val="0"/>
           <w:numId w:val="0"/>
         </w:numPr>
         <w:ind w:firstLine="480" w:firstLineChars="200"/>
@@ -4287,6 +4302,7 @@
       <w:pPr>
         <w:pStyle w:val="5"/>
         <w:numPr>
+          <w:ilvl w:val="0"/>
           <w:numId w:val="0"/>
         </w:numPr>
         <w:ind w:firstLine="480" w:firstLineChars="200"/>
@@ -4348,8 +4364,6 @@
           <w:sz w:val="24"/>
         </w:rPr>
       </w:pPr>
-      <w:bookmarkStart w:id="0" w:name="_GoBack"/>
-      <w:bookmarkEnd w:id="0"/>
     </w:p>
     <w:p>
       <w:pPr>
